--- a/src/main/resources/template/template.docx
+++ b/src/main/resources/template/template.docx
@@ -4,7 +4,7 @@
   <w:body>
     <w:p>
       <w:pPr>
-        <w:pStyle w:val="2"/>
+        <w:pStyle w:val="23"/>
         <w:bidi w:val="0"/>
         <w:rPr>
           <w:rFonts w:hint="eastAsia"/>
@@ -23,7 +23,7 @@
     </w:p>
     <w:p>
       <w:pPr>
-        <w:pStyle w:val="3"/>
+        <w:pStyle w:val="7"/>
         <w:bidi w:val="0"/>
         <w:rPr>
           <w:rFonts w:hint="eastAsia"/>
@@ -42,7 +42,7 @@
     </w:p>
     <w:p>
       <w:pPr>
-        <w:pStyle w:val="4"/>
+        <w:pStyle w:val="7"/>
         <w:bidi w:val="0"/>
         <w:rPr>
           <w:rFonts w:hint="eastAsia"/>
@@ -61,7 +61,7 @@
     </w:p>
     <w:p>
       <w:pPr>
-        <w:pStyle w:val="5"/>
+        <w:pStyle w:val="7"/>
         <w:bidi w:val="0"/>
         <w:rPr>
           <w:rFonts w:hint="eastAsia"/>
@@ -78,7 +78,7 @@
     </w:p>
     <w:p>
       <w:pPr>
-        <w:pStyle w:val="6"/>
+        <w:pStyle w:val="7"/>
         <w:bidi w:val="0"/>
         <w:rPr>
           <w:rFonts w:hint="eastAsia"/>
@@ -112,17 +112,28 @@
     </w:p>
     <w:p>
       <w:pPr>
+        <w:pStyle w:val="22"/>
+        <w:bidi w:val="0"/>
         <w:rPr>
           <w:rFonts w:hint="eastAsia"/>
           <w:lang w:val="en-US" w:eastAsia="zh-CN"/>
         </w:rPr>
       </w:pPr>
+      <w:bookmarkStart w:id="3" w:name="_GoBack"/>
+      <w:bookmarkEnd w:id="3"/>
       <w:r>
         <w:rPr>
           <w:rFonts w:hint="eastAsia"/>
           <w:lang w:val="en-US" w:eastAsia="zh-CN"/>
         </w:rPr>
         <w:br w:type="page"/>
+      </w:r>
+      <w:r>
+        <w:rPr>
+          <w:rFonts w:hint="eastAsia"/>
+          <w:lang w:val="en-US" w:eastAsia="zh-CN"/>
+        </w:rPr>
+        <w:t>小标题</w:t>
       </w:r>
     </w:p>
     <w:sdt>
@@ -167,6 +178,149 @@
         </w:p>
         <w:p>
           <w:pPr>
+            <w:pStyle w:val="15"/>
+            <w:tabs>
+              <w:tab w:val="right" w:leader="dot" w:pos="8306"/>
+            </w:tabs>
+          </w:pPr>
+          <w:r>
+            <w:rPr>
+              <w:rFonts w:hint="default"/>
+              <w:lang w:val="en-US" w:eastAsia="zh-CN"/>
+            </w:rPr>
+            <w:fldChar w:fldCharType="begin"/>
+          </w:r>
+          <w:r>
+            <w:rPr>
+              <w:rFonts w:hint="default"/>
+              <w:lang w:val="en-US" w:eastAsia="zh-CN"/>
+            </w:rPr>
+            <w:instrText xml:space="preserve">TOC \o "1-3" \h \u </w:instrText>
+          </w:r>
+          <w:r>
+            <w:rPr>
+              <w:rFonts w:hint="default"/>
+              <w:lang w:val="en-US" w:eastAsia="zh-CN"/>
+            </w:rPr>
+            <w:fldChar w:fldCharType="separate"/>
+          </w:r>
+          <w:r>
+            <w:rPr>
+              <w:rFonts w:hint="default"/>
+              <w:lang w:val="en-US" w:eastAsia="zh-CN"/>
+            </w:rPr>
+            <w:fldChar w:fldCharType="begin"/>
+          </w:r>
+          <w:r>
+            <w:rPr>
+              <w:rFonts w:hint="default"/>
+              <w:lang w:val="en-US" w:eastAsia="zh-CN"/>
+            </w:rPr>
+            <w:instrText xml:space="preserve"> HYPERLINK \l _Toc22911 </w:instrText>
+          </w:r>
+          <w:r>
+            <w:rPr>
+              <w:rFonts w:hint="default"/>
+              <w:lang w:val="en-US" w:eastAsia="zh-CN"/>
+            </w:rPr>
+            <w:fldChar w:fldCharType="separate"/>
+          </w:r>
+          <w:r>
+            <w:rPr>
+              <w:rFonts w:hint="eastAsia"/>
+              <w:lang w:val="en-US" w:eastAsia="zh-CN"/>
+            </w:rPr>
+            <w:t>1</w:t>
+          </w:r>
+          <w:r>
+            <w:tab/>
+          </w:r>
+          <w:r>
+            <w:fldChar w:fldCharType="begin"/>
+          </w:r>
+          <w:r>
+            <w:instrText xml:space="preserve"> PAGEREF _Toc22911 \h </w:instrText>
+          </w:r>
+          <w:r>
+            <w:fldChar w:fldCharType="separate"/>
+          </w:r>
+          <w:r>
+            <w:t>1</w:t>
+          </w:r>
+          <w:r>
+            <w:fldChar w:fldCharType="end"/>
+          </w:r>
+          <w:r>
+            <w:rPr>
+              <w:rFonts w:hint="default"/>
+              <w:lang w:val="en-US" w:eastAsia="zh-CN"/>
+            </w:rPr>
+            <w:fldChar w:fldCharType="end"/>
+          </w:r>
+        </w:p>
+        <w:p>
+          <w:pPr>
+            <w:pStyle w:val="18"/>
+            <w:tabs>
+              <w:tab w:val="right" w:leader="dot" w:pos="8306"/>
+            </w:tabs>
+          </w:pPr>
+          <w:r>
+            <w:rPr>
+              <w:rFonts w:hint="default"/>
+              <w:lang w:val="en-US" w:eastAsia="zh-CN"/>
+            </w:rPr>
+            <w:fldChar w:fldCharType="begin"/>
+          </w:r>
+          <w:r>
+            <w:rPr>
+              <w:rFonts w:hint="default"/>
+              <w:lang w:val="en-US" w:eastAsia="zh-CN"/>
+            </w:rPr>
+            <w:instrText xml:space="preserve"> HYPERLINK \l _Toc1883 </w:instrText>
+          </w:r>
+          <w:r>
+            <w:rPr>
+              <w:rFonts w:hint="default"/>
+              <w:lang w:val="en-US" w:eastAsia="zh-CN"/>
+            </w:rPr>
+            <w:fldChar w:fldCharType="separate"/>
+          </w:r>
+          <w:r>
+            <w:rPr>
+              <w:rFonts w:hint="eastAsia"/>
+              <w:lang w:val="en-US" w:eastAsia="zh-CN"/>
+            </w:rPr>
+            <w:t>2</w:t>
+          </w:r>
+          <w:r>
+            <w:tab/>
+          </w:r>
+          <w:r>
+            <w:fldChar w:fldCharType="begin"/>
+          </w:r>
+          <w:r>
+            <w:instrText xml:space="preserve"> PAGEREF _Toc1883 \h </w:instrText>
+          </w:r>
+          <w:r>
+            <w:fldChar w:fldCharType="separate"/>
+          </w:r>
+          <w:r>
+            <w:t>1</w:t>
+          </w:r>
+          <w:r>
+            <w:fldChar w:fldCharType="end"/>
+          </w:r>
+          <w:r>
+            <w:rPr>
+              <w:rFonts w:hint="default"/>
+              <w:lang w:val="en-US" w:eastAsia="zh-CN"/>
+            </w:rPr>
+            <w:fldChar w:fldCharType="end"/>
+          </w:r>
+        </w:p>
+        <w:p>
+          <w:pPr>
             <w:pStyle w:val="13"/>
             <w:tabs>
               <w:tab w:val="right" w:leader="dot" w:pos="8306"/>
@@ -184,7 +338,7 @@
               <w:rFonts w:hint="default"/>
               <w:lang w:val="en-US" w:eastAsia="zh-CN"/>
             </w:rPr>
-            <w:instrText xml:space="preserve">TOC \o "1-3" \h \u </w:instrText>
+            <w:instrText xml:space="preserve"> HYPERLINK \l _Toc12207 </w:instrText>
           </w:r>
           <w:r>
             <w:rPr>
@@ -195,40 +349,19 @@
           </w:r>
           <w:r>
             <w:rPr>
-              <w:rFonts w:hint="default"/>
-              <w:lang w:val="en-US" w:eastAsia="zh-CN"/>
-            </w:rPr>
+              <w:rFonts w:hint="eastAsia"/>
+              <w:lang w:val="en-US" w:eastAsia="zh-CN"/>
+            </w:rPr>
+            <w:t>3</w:t>
+          </w:r>
+          <w:r>
+            <w:tab/>
+          </w:r>
+          <w:r>
             <w:fldChar w:fldCharType="begin"/>
           </w:r>
           <w:r>
-            <w:rPr>
-              <w:rFonts w:hint="default"/>
-              <w:lang w:val="en-US" w:eastAsia="zh-CN"/>
-            </w:rPr>
-            <w:instrText xml:space="preserve"> HYPERLINK \l _Toc22911 </w:instrText>
-          </w:r>
-          <w:r>
-            <w:rPr>
-              <w:rFonts w:hint="default"/>
-              <w:lang w:val="en-US" w:eastAsia="zh-CN"/>
-            </w:rPr>
-            <w:fldChar w:fldCharType="separate"/>
-          </w:r>
-          <w:r>
-            <w:rPr>
-              <w:rFonts w:hint="eastAsia"/>
-              <w:lang w:val="en-US" w:eastAsia="zh-CN"/>
-            </w:rPr>
-            <w:t>1</w:t>
-          </w:r>
-          <w:r>
-            <w:tab/>
-          </w:r>
-          <w:r>
-            <w:fldChar w:fldCharType="begin"/>
-          </w:r>
-          <w:r>
-            <w:instrText xml:space="preserve"> PAGEREF _Toc22911 \h </w:instrText>
+            <w:instrText xml:space="preserve"> PAGEREF _Toc12207 \h </w:instrText>
           </w:r>
           <w:r>
             <w:fldChar w:fldCharType="separate"/>
@@ -249,145 +382,21 @@
         </w:p>
         <w:p>
           <w:pPr>
-            <w:pStyle w:val="16"/>
-            <w:tabs>
-              <w:tab w:val="right" w:leader="dot" w:pos="8306"/>
-            </w:tabs>
+            <w:rPr>
+              <w:rFonts w:hint="default"/>
+              <w:lang w:val="en-US" w:eastAsia="zh-CN"/>
+            </w:rPr>
           </w:pPr>
           <w:r>
             <w:rPr>
               <w:rFonts w:hint="default"/>
               <w:lang w:val="en-US" w:eastAsia="zh-CN"/>
             </w:rPr>
-            <w:fldChar w:fldCharType="begin"/>
-          </w:r>
-          <w:r>
-            <w:rPr>
-              <w:rFonts w:hint="default"/>
-              <w:lang w:val="en-US" w:eastAsia="zh-CN"/>
-            </w:rPr>
-            <w:instrText xml:space="preserve"> HYPERLINK \l _Toc1883 </w:instrText>
-          </w:r>
-          <w:r>
-            <w:rPr>
-              <w:rFonts w:hint="default"/>
-              <w:lang w:val="en-US" w:eastAsia="zh-CN"/>
-            </w:rPr>
-            <w:fldChar w:fldCharType="separate"/>
-          </w:r>
-          <w:r>
-            <w:rPr>
-              <w:rFonts w:hint="eastAsia"/>
-              <w:lang w:val="en-US" w:eastAsia="zh-CN"/>
-            </w:rPr>
-            <w:t>2</w:t>
-          </w:r>
-          <w:r>
-            <w:tab/>
-          </w:r>
-          <w:r>
-            <w:fldChar w:fldCharType="begin"/>
-          </w:r>
-          <w:r>
-            <w:instrText xml:space="preserve"> PAGEREF _Toc1883 \h </w:instrText>
-          </w:r>
-          <w:r>
-            <w:fldChar w:fldCharType="separate"/>
-          </w:r>
-          <w:r>
-            <w:t>1</w:t>
-          </w:r>
-          <w:r>
             <w:fldChar w:fldCharType="end"/>
           </w:r>
-          <w:r>
-            <w:rPr>
-              <w:rFonts w:hint="default"/>
-              <w:lang w:val="en-US" w:eastAsia="zh-CN"/>
-            </w:rPr>
-            <w:fldChar w:fldCharType="end"/>
-          </w:r>
-        </w:p>
-        <w:p>
-          <w:pPr>
-            <w:pStyle w:val="11"/>
-            <w:tabs>
-              <w:tab w:val="right" w:leader="dot" w:pos="8306"/>
-            </w:tabs>
-          </w:pPr>
-          <w:r>
-            <w:rPr>
-              <w:rFonts w:hint="default"/>
-              <w:lang w:val="en-US" w:eastAsia="zh-CN"/>
-            </w:rPr>
-            <w:fldChar w:fldCharType="begin"/>
-          </w:r>
-          <w:r>
-            <w:rPr>
-              <w:rFonts w:hint="default"/>
-              <w:lang w:val="en-US" w:eastAsia="zh-CN"/>
-            </w:rPr>
-            <w:instrText xml:space="preserve"> HYPERLINK \l _Toc12207 </w:instrText>
-          </w:r>
-          <w:r>
-            <w:rPr>
-              <w:rFonts w:hint="default"/>
-              <w:lang w:val="en-US" w:eastAsia="zh-CN"/>
-            </w:rPr>
-            <w:fldChar w:fldCharType="separate"/>
-          </w:r>
-          <w:r>
-            <w:rPr>
-              <w:rFonts w:hint="eastAsia"/>
-              <w:lang w:val="en-US" w:eastAsia="zh-CN"/>
-            </w:rPr>
-            <w:t>3</w:t>
-          </w:r>
-          <w:r>
-            <w:tab/>
-          </w:r>
-          <w:r>
-            <w:fldChar w:fldCharType="begin"/>
-          </w:r>
-          <w:r>
-            <w:instrText xml:space="preserve"> PAGEREF _Toc12207 \h </w:instrText>
-          </w:r>
-          <w:r>
-            <w:fldChar w:fldCharType="separate"/>
-          </w:r>
-          <w:r>
-            <w:t>1</w:t>
-          </w:r>
-          <w:r>
-            <w:fldChar w:fldCharType="end"/>
-          </w:r>
-          <w:r>
-            <w:rPr>
-              <w:rFonts w:hint="default"/>
-              <w:lang w:val="en-US" w:eastAsia="zh-CN"/>
-            </w:rPr>
-            <w:fldChar w:fldCharType="end"/>
-          </w:r>
-        </w:p>
-        <w:p>
-          <w:pPr>
-            <w:rPr>
-              <w:rFonts w:hint="default"/>
-              <w:lang w:val="en-US" w:eastAsia="zh-CN"/>
-            </w:rPr>
-          </w:pPr>
-          <w:r>
-            <w:rPr>
-              <w:rFonts w:hint="default"/>
-              <w:lang w:val="en-US" w:eastAsia="zh-CN"/>
-            </w:rPr>
-            <w:fldChar w:fldCharType="end"/>
-          </w:r>
-          <w:bookmarkStart w:id="3" w:name="_GoBack"/>
         </w:p>
       </w:sdtContent>
     </w:sdt>
-    <w:bookmarkEnd w:id="3"/>
     <w:sectPr>
       <w:pgSz w:w="11906" w:h="16838"/>
       <w:pgMar w:top="1440" w:right="1800" w:bottom="1440" w:left="1800" w:header="851" w:footer="992" w:gutter="0"/>
@@ -667,9 +676,9 @@
       <w:jc w:val="both"/>
     </w:pPr>
     <w:rPr>
-      <w:rFonts w:ascii="Times New Roman" w:hAnsi="Times New Roman" w:eastAsia="宋体" w:cs="Times New Roman"/>
+      <w:rFonts w:ascii="宋体" w:hAnsi="宋体" w:eastAsia="宋体" w:cs="宋体"/>
       <w:kern w:val="2"/>
-      <w:sz w:val="28"/>
+      <w:sz w:val="24"/>
       <w:szCs w:val="24"/>
       <w:lang w:val="en-US" w:eastAsia="zh-CN" w:bidi="ar-SA"/>
     </w:rPr>
@@ -687,9 +696,9 @@
       <w:outlineLvl w:val="0"/>
     </w:pPr>
     <w:rPr>
-      <w:rFonts w:eastAsia="黑体"/>
+      <w:rFonts w:ascii="黑体" w:hAnsi="黑体" w:eastAsia="黑体" w:cs="(使用中文字体)"/>
       <w:kern w:val="44"/>
-      <w:sz w:val="48"/>
+      <w:sz w:val="31"/>
     </w:rPr>
   </w:style>
   <w:style w:type="paragraph" w:styleId="3">
@@ -706,8 +715,9 @@
       <w:outlineLvl w:val="1"/>
     </w:pPr>
     <w:rPr>
-      <w:rFonts w:ascii="Arial" w:hAnsi="Arial" w:eastAsia="黑体"/>
-      <w:sz w:val="36"/>
+      <w:rFonts w:ascii="黑体" w:hAnsi="黑体" w:eastAsia="楷体" w:cs="(使用中文字体)"/>
+      <w:b/>
+      <w:sz w:val="31"/>
     </w:rPr>
   </w:style>
   <w:style w:type="paragraph" w:styleId="4">
@@ -724,9 +734,9 @@
       <w:outlineLvl w:val="2"/>
     </w:pPr>
     <w:rPr>
-      <w:rFonts w:eastAsia="黑体"/>
+      <w:rFonts w:ascii="黑体" w:hAnsi="黑体" w:eastAsia="仿宋"/>
       <w:b/>
-      <w:sz w:val="30"/>
+      <w:sz w:val="31"/>
     </w:rPr>
   </w:style>
   <w:style w:type="paragraph" w:styleId="5">
@@ -743,7 +753,7 @@
       <w:outlineLvl w:val="3"/>
     </w:pPr>
     <w:rPr>
-      <w:rFonts w:ascii="Arial" w:hAnsi="Arial" w:eastAsia="宋体"/>
+      <w:rFonts w:ascii="宋体" w:hAnsi="宋体" w:eastAsia="仿宋" w:cs="(使用中文字体)"/>
       <w:b/>
     </w:rPr>
   </w:style>
@@ -761,8 +771,8 @@
       <w:outlineLvl w:val="4"/>
     </w:pPr>
     <w:rPr>
+      <w:rFonts w:ascii="宋体" w:hAnsi="宋体" w:eastAsia="宋体" w:cs="(使用中文字体)"/>
       <w:b/>
-      <w:sz w:val="28"/>
     </w:rPr>
   </w:style>
   <w:style w:type="paragraph" w:styleId="7">
@@ -779,7 +789,7 @@
       <w:outlineLvl w:val="5"/>
     </w:pPr>
     <w:rPr>
-      <w:rFonts w:ascii="Arial" w:hAnsi="Arial" w:eastAsia="仿宋"/>
+      <w:rFonts w:ascii="仿宋" w:hAnsi="仿宋" w:eastAsia="仿宋" w:cs="(使用中文字体)"/>
       <w:b/>
       <w:sz w:val="24"/>
     </w:rPr>
@@ -798,21 +808,57 @@
       <w:outlineLvl w:val="6"/>
     </w:pPr>
     <w:rPr>
-      <w:rFonts w:eastAsia="仿宋"/>
+      <w:rFonts w:ascii="仿宋" w:hAnsi="仿宋" w:eastAsia="仿宋" w:cs="(使用中文字体)"/>
       <w:b/>
       <w:sz w:val="24"/>
     </w:rPr>
   </w:style>
-  <w:style w:type="character" w:default="1" w:styleId="19">
+  <w:style w:type="paragraph" w:styleId="9">
+    <w:name w:val="heading 8"/>
+    <w:basedOn w:val="1"/>
+    <w:next w:val="1"/>
+    <w:unhideWhenUsed/>
+    <w:qFormat/>
+    <w:uiPriority w:val="9"/>
+    <w:pPr>
+      <w:keepNext/>
+      <w:keepLines/>
+      <w:spacing w:before="240" w:beforeLines="0" w:beforeAutospacing="0" w:after="64" w:afterLines="0" w:afterAutospacing="0" w:line="317" w:lineRule="auto"/>
+      <w:outlineLvl w:val="7"/>
+    </w:pPr>
+    <w:rPr>
+      <w:rFonts w:ascii="黑体" w:hAnsi="黑体" w:eastAsia="黑体" w:cs="(使用中文字体)"/>
+      <w:sz w:val="24"/>
+    </w:rPr>
+  </w:style>
+  <w:style w:type="paragraph" w:styleId="10">
+    <w:name w:val="heading 9"/>
+    <w:basedOn w:val="1"/>
+    <w:next w:val="1"/>
+    <w:unhideWhenUsed/>
+    <w:qFormat/>
+    <w:uiPriority w:val="9"/>
+    <w:pPr>
+      <w:keepNext/>
+      <w:keepLines/>
+      <w:spacing w:before="240" w:beforeLines="0" w:beforeAutospacing="0" w:after="64" w:afterLines="0" w:afterAutospacing="0" w:line="317" w:lineRule="auto"/>
+      <w:outlineLvl w:val="8"/>
+    </w:pPr>
+    <w:rPr>
+      <w:rFonts w:ascii="Arial" w:hAnsi="Arial" w:eastAsia="黑体"/>
+      <w:sz w:val="21"/>
+    </w:rPr>
+  </w:style>
+  <w:style w:type="character" w:default="1" w:styleId="21">
     <w:name w:val="Default Paragraph Font"/>
     <w:qFormat/>
     <w:uiPriority w:val="0"/>
     <w:rPr>
-      <w:rFonts w:ascii="宋体" w:hAnsi="宋体" w:eastAsia="宋体"/>
+      <w:rFonts w:ascii="宋体" w:hAnsi="宋体" w:eastAsia="宋体" w:cs="(使用中文字体)"/>
       <w:sz w:val="28"/>
     </w:rPr>
   </w:style>
-  <w:style w:type="table" w:default="1" w:styleId="18">
+  <w:style w:type="table" w:default="1" w:styleId="20">
     <w:name w:val="Normal Table"/>
     <w:semiHidden/>
     <w:qFormat/>
@@ -826,7 +872,7 @@
       </w:tblCellMar>
     </w:tblPr>
   </w:style>
-  <w:style w:type="paragraph" w:styleId="9">
+  <w:style w:type="paragraph" w:styleId="11">
     <w:name w:val="toc 7"/>
     <w:basedOn w:val="1"/>
     <w:next w:val="1"/>
@@ -840,21 +886,20 @@
       <w:sz w:val="18"/>
     </w:rPr>
   </w:style>
-  <w:style w:type="paragraph" w:styleId="10">
+  <w:style w:type="paragraph" w:styleId="12">
     <w:name w:val="toc 5"/>
     <w:basedOn w:val="1"/>
     <w:next w:val="1"/>
     <w:qFormat/>
     <w:uiPriority w:val="0"/>
     <w:pPr>
-      <w:ind w:left="414" w:leftChars="148"/>
-    </w:pPr>
-    <w:rPr>
-      <w:rFonts w:ascii="Times New Roman" w:hAnsi="Times New Roman" w:eastAsia="宋体"/>
-      <w:sz w:val="18"/>
-    </w:rPr>
-  </w:style>
-  <w:style w:type="paragraph" w:styleId="11">
+      <w:ind w:left="0" w:leftChars="0"/>
+    </w:pPr>
+    <w:rPr>
+      <w:rFonts w:ascii="Times New Roman" w:hAnsi="Times New Roman" w:eastAsia="仿宋"/>
+    </w:rPr>
+  </w:style>
+  <w:style w:type="paragraph" w:styleId="13">
     <w:name w:val="toc 3"/>
     <w:basedOn w:val="1"/>
     <w:next w:val="1"/>
@@ -864,15 +909,13 @@
       <w:adjustRightInd w:val="0"/>
       <w:snapToGrid w:val="0"/>
       <w:spacing w:line="360" w:lineRule="auto"/>
-      <w:ind w:left="280" w:leftChars="100"/>
-    </w:pPr>
-    <w:rPr>
-      <w:rFonts w:ascii="宋体" w:hAnsi="宋体" w:eastAsia="宋体"/>
-      <w:i/>
-      <w:sz w:val="20"/>
-    </w:rPr>
-  </w:style>
-  <w:style w:type="paragraph" w:styleId="12">
+      <w:ind w:left="0" w:leftChars="200"/>
+    </w:pPr>
+    <w:rPr>
+      <w:rFonts w:ascii="宋体" w:hAnsi="宋体" w:eastAsia="仿宋"/>
+    </w:rPr>
+  </w:style>
+  <w:style w:type="paragraph" w:styleId="14">
     <w:name w:val="toc 8"/>
     <w:basedOn w:val="1"/>
     <w:next w:val="1"/>
@@ -886,7 +929,7 @@
       <w:sz w:val="18"/>
     </w:rPr>
   </w:style>
-  <w:style w:type="paragraph" w:styleId="13">
+  <w:style w:type="paragraph" w:styleId="15">
     <w:name w:val="toc 1"/>
     <w:basedOn w:val="1"/>
     <w:next w:val="1"/>
@@ -896,26 +939,24 @@
       <w:jc w:val="left"/>
     </w:pPr>
     <w:rPr>
-      <w:rFonts w:eastAsia="宋体"/>
+      <w:rFonts w:ascii="宋体" w:hAnsi="宋体" w:eastAsia="仿宋" w:cs="(使用中文字体)"/>
       <w:b/>
-      <w:sz w:val="20"/>
-    </w:rPr>
-  </w:style>
-  <w:style w:type="paragraph" w:styleId="14">
+    </w:rPr>
+  </w:style>
+  <w:style w:type="paragraph" w:styleId="16">
     <w:name w:val="toc 4"/>
     <w:basedOn w:val="1"/>
     <w:next w:val="1"/>
     <w:qFormat/>
     <w:uiPriority w:val="0"/>
     <w:pPr>
-      <w:ind w:left="308" w:leftChars="110"/>
-    </w:pPr>
-    <w:rPr>
-      <w:rFonts w:ascii="Times New Roman" w:hAnsi="Times New Roman" w:eastAsia="宋体"/>
-      <w:sz w:val="18"/>
-    </w:rPr>
-  </w:style>
-  <w:style w:type="paragraph" w:styleId="15">
+      <w:ind w:left="0" w:leftChars="300"/>
+    </w:pPr>
+    <w:rPr>
+      <w:rFonts w:ascii="Times New Roman" w:hAnsi="Times New Roman" w:eastAsia="仿宋"/>
+    </w:rPr>
+  </w:style>
+  <w:style w:type="paragraph" w:styleId="17">
     <w:name w:val="toc 6"/>
     <w:basedOn w:val="1"/>
     <w:next w:val="1"/>
@@ -929,21 +970,20 @@
       <w:sz w:val="18"/>
     </w:rPr>
   </w:style>
-  <w:style w:type="paragraph" w:styleId="16">
+  <w:style w:type="paragraph" w:styleId="18">
     <w:name w:val="toc 2"/>
     <w:basedOn w:val="1"/>
     <w:next w:val="1"/>
     <w:qFormat/>
     <w:uiPriority w:val="0"/>
     <w:pPr>
-      <w:ind w:left="95" w:leftChars="34"/>
-    </w:pPr>
-    <w:rPr>
-      <w:rFonts w:eastAsia="宋体"/>
-      <w:sz w:val="20"/>
-    </w:rPr>
-  </w:style>
-  <w:style w:type="paragraph" w:styleId="17">
+      <w:ind w:left="0" w:leftChars="100"/>
+    </w:pPr>
+    <w:rPr>
+      <w:rFonts w:ascii="Times New Roman" w:hAnsi="Times New Roman" w:eastAsia="仿宋"/>
+    </w:rPr>
+  </w:style>
+  <w:style w:type="paragraph" w:styleId="19">
     <w:name w:val="toc 9"/>
     <w:basedOn w:val="1"/>
     <w:next w:val="1"/>
@@ -957,7 +997,7 @@
       <w:sz w:val="18"/>
     </w:rPr>
   </w:style>
-  <w:style w:type="paragraph" w:customStyle="1" w:styleId="20">
+  <w:style w:type="paragraph" w:customStyle="1" w:styleId="22">
     <w:name w:val="表格-表头居中"/>
     <w:basedOn w:val="1"/>
     <w:qFormat/>
@@ -967,12 +1007,13 @@
       <w:jc w:val="center"/>
     </w:pPr>
     <w:rPr>
-      <w:rFonts w:ascii="Calibri" w:hAnsi="Calibri"/>
+      <w:rFonts w:cs="(使用中文字体)"/>
       <w:b/>
+      <w:sz w:val="24"/>
       <w:szCs w:val="28"/>
     </w:rPr>
   </w:style>
-  <w:style w:type="paragraph" w:customStyle="1" w:styleId="21">
+  <w:style w:type="paragraph" w:customStyle="1" w:styleId="23">
     <w:name w:val="表格内容"/>
     <w:basedOn w:val="1"/>
     <w:qFormat/>
@@ -981,10 +1022,11 @@
       <w:jc w:val="left"/>
     </w:pPr>
     <w:rPr>
+      <w:rFonts w:ascii="宋体" w:hAnsi="宋体" w:eastAsia="宋体" w:cs="(使用中文字体)"/>
       <w:lang w:val="zh-CN"/>
     </w:rPr>
   </w:style>
-  <w:style w:type="paragraph" w:customStyle="1" w:styleId="22">
+  <w:style w:type="paragraph" w:customStyle="1" w:styleId="24">
     <w:name w:val="表格-内容左对齐"/>
     <w:basedOn w:val="1"/>
     <w:qFormat/>
@@ -993,11 +1035,11 @@
       <w:snapToGrid w:val="0"/>
     </w:pPr>
     <w:rPr>
-      <w:rFonts w:ascii="Calibri" w:hAnsi="Calibri"/>
+      <w:rFonts w:ascii="宋体" w:hAnsi="宋体" w:eastAsia="宋体" w:cs="宋体"/>
       <w:szCs w:val="20"/>
     </w:rPr>
   </w:style>
-  <w:style w:type="paragraph" w:customStyle="1" w:styleId="23">
+  <w:style w:type="paragraph" w:customStyle="1" w:styleId="25">
     <w:name w:val="表格-内容居中"/>
     <w:basedOn w:val="1"/>
     <w:qFormat/>
@@ -1007,11 +1049,11 @@
       <w:jc w:val="center"/>
     </w:pPr>
     <w:rPr>
-      <w:rFonts w:ascii="Calibri" w:hAnsi="Calibri"/>
+      <w:rFonts w:ascii="宋体" w:hAnsi="宋体" w:eastAsia="宋体"/>
       <w:szCs w:val="28"/>
     </w:rPr>
   </w:style>
-  <w:style w:type="paragraph" w:customStyle="1" w:styleId="24">
+  <w:style w:type="paragraph" w:customStyle="1" w:styleId="26">
     <w:name w:val="表格文字"/>
     <w:basedOn w:val="1"/>
     <w:qFormat/>
@@ -1020,11 +1062,11 @@
       <w:jc w:val="left"/>
     </w:pPr>
     <w:rPr>
-      <w:rFonts w:ascii="Arial" w:hAnsi="Arial"/>
+      <w:rFonts w:ascii="宋体" w:hAnsi="宋体" w:eastAsia="宋体" w:cs="宋体"/>
       <w:color w:val="000000"/>
     </w:rPr>
   </w:style>
-  <w:style w:type="paragraph" w:customStyle="1" w:styleId="25">
+  <w:style w:type="paragraph" w:customStyle="1" w:styleId="27">
     <w:name w:val="封面"/>
     <w:basedOn w:val="1"/>
     <w:qFormat/>
@@ -1034,12 +1076,12 @@
       <w:ind w:firstLine="454"/>
     </w:pPr>
     <w:rPr>
-      <w:rFonts w:hint="eastAsia" w:ascii="宋体" w:hAnsi="宋体" w:eastAsia="黑体" w:cstheme="minorBidi"/>
-      <w:sz w:val="52"/>
+      <w:rFonts w:hint="eastAsia" w:ascii="黑体" w:hAnsi="黑体" w:eastAsia="黑体" w:cs="(使用中文字体)"/>
+      <w:sz w:val="43"/>
       <w:szCs w:val="28"/>
     </w:rPr>
   </w:style>
-  <w:style w:type="paragraph" w:customStyle="1" w:styleId="26">
+  <w:style w:type="paragraph" w:customStyle="1" w:styleId="28">
     <w:name w:val="表目录"/>
     <w:basedOn w:val="1"/>
     <w:qFormat/>
@@ -1050,8 +1092,28 @@
       <w:spacing w:line="360" w:lineRule="auto"/>
     </w:pPr>
     <w:rPr>
-      <w:rFonts w:ascii="黑体" w:eastAsia="黑体"/>
+      <w:rFonts w:ascii="黑体" w:hAnsi="黑体" w:eastAsia="黑体" w:cs="(使用中文字体)"/>
+      <w:sz w:val="31"/>
       <w:szCs w:val="21"/>
+    </w:rPr>
+  </w:style>
+  <w:style w:type="paragraph" w:customStyle="1" w:styleId="29">
+    <w:name w:val="封面小标题"/>
+    <w:basedOn w:val="1"/>
+    <w:next w:val="1"/>
+    <w:qFormat/>
+    <w:uiPriority w:val="0"/>
+    <w:pPr>
+      <w:keepNext/>
+      <w:keepLines/>
+      <w:spacing w:before="240" w:beforeLines="0" w:after="64" w:afterLines="0" w:line="360" w:lineRule="auto"/>
+      <w:jc w:val="center"/>
+      <w:outlineLvl w:val="9"/>
+    </w:pPr>
+    <w:rPr>
+      <w:rFonts w:hint="eastAsia" w:ascii="仿宋" w:hAnsi="仿宋" w:eastAsia="仿宋" w:cs="(使用中文字体)"/>
+      <w:b/>
+      <w:sz w:val="31"/>
     </w:rPr>
   </w:style>
 </w:styles>

--- a/src/main/resources/template/template.docx
+++ b/src/main/resources/template/template.docx
@@ -12,6 +12,8 @@
         </w:rPr>
       </w:pPr>
       <w:bookmarkStart w:id="0" w:name="_Toc22911"/>
+      <w:bookmarkStart w:id="3" w:name="_GoBack"/>
+      <w:bookmarkEnd w:id="3"/>
       <w:r>
         <w:rPr>
           <w:rFonts w:hint="eastAsia"/>
@@ -119,8 +121,6 @@
           <w:lang w:val="en-US" w:eastAsia="zh-CN"/>
         </w:rPr>
       </w:pPr>
-      <w:bookmarkStart w:id="3" w:name="_GoBack"/>
-      <w:bookmarkEnd w:id="3"/>
       <w:r>
         <w:rPr>
           <w:rFonts w:hint="eastAsia"/>
@@ -405,6 +405,56 @@
     </w:sectPr>
   </w:body>
 </w:document>
+</file>
+
+<file path=word/endnotes.xml><?xml version="1.0" encoding="utf-8"?>
+<w:endnotes xmlns:wpc="http://schemas.microsoft.com/office/word/2010/wordprocessingCanvas" xmlns:mc="http://schemas.openxmlformats.org/markup-compatibility/2006" xmlns:o="urn:schemas-microsoft-com:office:office" xmlns:r="http://schemas.openxmlformats.org/officeDocument/2006/relationships" xmlns:m="http://schemas.openxmlformats.org/officeDocument/2006/math" xmlns:v="urn:schemas-microsoft-com:vml" xmlns:wp14="http://schemas.microsoft.com/office/word/2010/wordprocessingDrawing" xmlns:wp="http://schemas.openxmlformats.org/drawingml/2006/wordprocessingDrawing" xmlns:w="http://schemas.openxmlformats.org/wordprocessingml/2006/main" xmlns:w14="http://schemas.microsoft.com/office/word/2010/wordml" xmlns:w15="http://schemas.microsoft.com/office/word/2012/wordml" xmlns:w10="urn:schemas-microsoft-com:office:word" xmlns:wpg="http://schemas.microsoft.com/office/word/2010/wordprocessingGroup" xmlns:wpi="http://schemas.microsoft.com/office/word/2010/wordprocessingInk" xmlns:wne="http://schemas.microsoft.com/office/word/2006/wordml" xmlns:wps="http://schemas.microsoft.com/office/word/2010/wordprocessingShape" xmlns:wpsCustomData="http://www.wps.cn/officeDocument/2013/wpsCustomData" mc:Ignorable="w14 w15 wp14">
+  <w:endnote w:type="separator" w:id="0">
+    <w:p>
+      <w:pPr>
+        <w:spacing w:line="240" w:lineRule="auto"/>
+      </w:pPr>
+      <w:r>
+        <w:separator/>
+      </w:r>
+    </w:p>
+  </w:endnote>
+  <w:endnote w:type="continuationSeparator" w:id="1">
+    <w:p>
+      <w:pPr>
+        <w:spacing w:line="240" w:lineRule="auto"/>
+      </w:pPr>
+      <w:r>
+        <w:continuationSeparator/>
+      </w:r>
+    </w:p>
+  </w:endnote>
+</w:endnotes>
+</file>
+
+<file path=word/footnotes.xml><?xml version="1.0" encoding="utf-8"?>
+<w:footnotes xmlns:wpc="http://schemas.microsoft.com/office/word/2010/wordprocessingCanvas" xmlns:mc="http://schemas.openxmlformats.org/markup-compatibility/2006" xmlns:o="urn:schemas-microsoft-com:office:office" xmlns:r="http://schemas.openxmlformats.org/officeDocument/2006/relationships" xmlns:m="http://schemas.openxmlformats.org/officeDocument/2006/math" xmlns:v="urn:schemas-microsoft-com:vml" xmlns:wp14="http://schemas.microsoft.com/office/word/2010/wordprocessingDrawing" xmlns:wp="http://schemas.openxmlformats.org/drawingml/2006/wordprocessingDrawing" xmlns:w="http://schemas.openxmlformats.org/wordprocessingml/2006/main" xmlns:w14="http://schemas.microsoft.com/office/word/2010/wordml" xmlns:w15="http://schemas.microsoft.com/office/word/2012/wordml" xmlns:w10="urn:schemas-microsoft-com:office:word" xmlns:wpg="http://schemas.microsoft.com/office/word/2010/wordprocessingGroup" xmlns:wpi="http://schemas.microsoft.com/office/word/2010/wordprocessingInk" xmlns:wne="http://schemas.microsoft.com/office/word/2006/wordml" xmlns:wps="http://schemas.microsoft.com/office/word/2010/wordprocessingShape" xmlns:wpsCustomData="http://www.wps.cn/officeDocument/2013/wpsCustomData" mc:Ignorable="w14 w15 wp14">
+  <w:footnote w:type="separator" w:id="0">
+    <w:p>
+      <w:pPr>
+        <w:spacing w:line="360" w:lineRule="auto"/>
+      </w:pPr>
+      <w:r>
+        <w:separator/>
+      </w:r>
+    </w:p>
+  </w:footnote>
+  <w:footnote w:type="continuationSeparator" w:id="1">
+    <w:p>
+      <w:pPr>
+        <w:spacing w:line="360" w:lineRule="auto"/>
+      </w:pPr>
+      <w:r>
+        <w:continuationSeparator/>
+      </w:r>
+    </w:p>
+  </w:footnote>
+</w:footnotes>
 </file>
 
 <file path=word/styles.xml><?xml version="1.0" encoding="utf-8"?>
@@ -673,6 +723,7 @@
     <w:uiPriority w:val="0"/>
     <w:pPr>
       <w:widowControl w:val="0"/>
+      <w:spacing w:line="360" w:lineRule="auto"/>
       <w:jc w:val="both"/>
     </w:pPr>
     <w:rPr>
